--- a/imageFiles/Resume.docx
+++ b/imageFiles/Resume.docx
@@ -53,13 +53,63 @@
           <w:rFonts w:ascii="Arial" w:hAnsi="Arial" w:cs="Arial"/>
           <w:lang w:val="es-MX"/>
         </w:rPr>
-        <w:t>https://www.linkedin.com/in/liam-seidel</w:t>
+        <w:t xml:space="preserve">Linkedin: </w:t>
       </w:r>
       <w:r>
         <w:rPr>
           <w:rFonts w:ascii="Arial" w:hAnsi="Arial" w:cs="Arial"/>
           <w:lang w:val="es-MX"/>
         </w:rPr>
+        <w:fldChar w:fldCharType="begin"/>
+      </w:r>
+      <w:r>
+        <w:rPr>
+          <w:rFonts w:ascii="Arial" w:hAnsi="Arial" w:cs="Arial"/>
+          <w:lang w:val="es-MX"/>
+        </w:rPr>
+        <w:instrText>HYPERLINK "https://www.linkedin.com/in/liam-seidel"</w:instrText>
+      </w:r>
+      <w:r>
+        <w:rPr>
+          <w:rFonts w:ascii="Arial" w:hAnsi="Arial" w:cs="Arial"/>
+          <w:lang w:val="es-MX"/>
+        </w:rPr>
+      </w:r>
+      <w:r>
+        <w:rPr>
+          <w:rFonts w:ascii="Arial" w:hAnsi="Arial" w:cs="Arial"/>
+          <w:lang w:val="es-MX"/>
+        </w:rPr>
+        <w:fldChar w:fldCharType="separate"/>
+      </w:r>
+      <w:r>
+        <w:rPr>
+          <w:rStyle w:val="Hyperlink"/>
+          <w:rFonts w:ascii="Arial" w:hAnsi="Arial" w:cs="Arial"/>
+          <w:lang w:val="es-MX"/>
+        </w:rPr>
+        <w:t>https://www.linkedin.com/in/liam-seide</w:t>
+      </w:r>
+      <w:r>
+        <w:rPr>
+          <w:rStyle w:val="Hyperlink"/>
+          <w:rFonts w:ascii="Arial" w:hAnsi="Arial" w:cs="Arial"/>
+          <w:lang w:val="es-MX"/>
+        </w:rPr>
+        <w:t>l</w:t>
+      </w:r>
+      <w:r>
+        <w:rPr>
+          <w:rFonts w:ascii="Arial" w:hAnsi="Arial" w:cs="Arial"/>
+          <w:lang w:val="es-MX"/>
+        </w:rPr>
+        <w:fldChar w:fldCharType="end"/>
+      </w:r>
+      <w:r>
+        <w:rPr>
+          <w:rFonts w:ascii="Arial" w:hAnsi="Arial" w:cs="Arial"/>
+          <w:lang w:val="es-MX"/>
+        </w:rPr>
         <w:t xml:space="preserve"> </w:t>
       </w:r>
       <w:r>
@@ -67,7 +117,14 @@
           <w:rFonts w:ascii="Arial" w:hAnsi="Arial" w:cs="Arial"/>
           <w:lang w:val="es-MX"/>
         </w:rPr>
-        <w:t>| 580-485-</w:t>
+        <w:t xml:space="preserve">| </w:t>
+      </w:r>
+      <w:r>
+        <w:rPr>
+          <w:rFonts w:ascii="Arial" w:hAnsi="Arial" w:cs="Arial"/>
+          <w:lang w:val="es-MX"/>
+        </w:rPr>
+        <w:t>580-485-</w:t>
       </w:r>
       <w:r>
         <w:rPr>
@@ -960,7 +1017,27 @@
           <w:sz w:val="20"/>
           <w:szCs w:val="20"/>
         </w:rPr>
-        <w:t>Pytorch</w:t>
+        <w:t>Py</w:t>
+      </w:r>
+      <w:r>
+        <w:rPr>
+          <w:rFonts w:ascii="Arial" w:hAnsi="Arial" w:cs="Arial"/>
+          <w:b/>
+          <w:bCs/>
+          <w:sz w:val="20"/>
+          <w:szCs w:val="20"/>
+        </w:rPr>
+        <w:t>T</w:t>
+      </w:r>
+      <w:r>
+        <w:rPr>
+          <w:rFonts w:ascii="Arial" w:hAnsi="Arial" w:cs="Arial"/>
+          <w:b/>
+          <w:bCs/>
+          <w:sz w:val="20"/>
+          <w:szCs w:val="20"/>
+        </w:rPr>
+        <w:t>orch</w:t>
       </w:r>
       <w:proofErr w:type="spellEnd"/>
       <w:r>
@@ -2508,17 +2585,6 @@
           <w:u w:val="single"/>
         </w:rPr>
       </w:pPr>
-    </w:p>
-    <w:p>
-      <w:pPr>
-        <w:spacing w:after="80" w:line="240" w:lineRule="auto"/>
-        <w:rPr>
-          <w:rFonts w:ascii="Arial" w:hAnsi="Arial" w:cs="Arial"/>
-          <w:sz w:val="24"/>
-          <w:szCs w:val="24"/>
-          <w:u w:val="single"/>
-        </w:rPr>
-      </w:pPr>
       <w:r>
         <w:rPr>
           <w:rFonts w:ascii="Arial" w:hAnsi="Arial" w:cs="Arial"/>
@@ -2642,16 +2708,14 @@
           <w:u w:val="single"/>
         </w:rPr>
       </w:pPr>
-      <w:proofErr w:type="spellStart"/>
-      <w:r>
-        <w:rPr>
-          <w:rFonts w:ascii="Arial" w:hAnsi="Arial" w:cs="Arial"/>
-          <w:sz w:val="20"/>
-          <w:szCs w:val="20"/>
-        </w:rPr>
-        <w:t>Colaborated</w:t>
-      </w:r>
-      <w:proofErr w:type="spellEnd"/>
+      <w:r>
+        <w:rPr>
+          <w:rFonts w:ascii="Arial" w:hAnsi="Arial" w:cs="Arial"/>
+          <w:sz w:val="20"/>
+          <w:szCs w:val="20"/>
+        </w:rPr>
+        <w:t>Collaborated</w:t>
+      </w:r>
       <w:r>
         <w:rPr>
           <w:rFonts w:ascii="Arial" w:hAnsi="Arial" w:cs="Arial"/>
@@ -2856,7 +2920,23 @@
           <w:sz w:val="20"/>
           <w:szCs w:val="20"/>
         </w:rPr>
-        <w:t>Pytorch</w:t>
+        <w:t>Py</w:t>
+      </w:r>
+      <w:r>
+        <w:rPr>
+          <w:rFonts w:ascii="Arial" w:hAnsi="Arial" w:cs="Arial"/>
+          <w:sz w:val="20"/>
+          <w:szCs w:val="20"/>
+        </w:rPr>
+        <w:t>T</w:t>
+      </w:r>
+      <w:r>
+        <w:rPr>
+          <w:rFonts w:ascii="Arial" w:hAnsi="Arial" w:cs="Arial"/>
+          <w:sz w:val="20"/>
+          <w:szCs w:val="20"/>
+        </w:rPr>
+        <w:t>orch</w:t>
       </w:r>
       <w:proofErr w:type="spellEnd"/>
       <w:r>

--- a/imageFiles/Resume.docx
+++ b/imageFiles/Resume.docx
@@ -529,16 +529,16 @@
         <mc:AlternateContent>
           <mc:Choice Requires="wps">
             <w:drawing>
-              <wp:anchor distT="0" distB="0" distL="114300" distR="114300" simplePos="0" relativeHeight="251660294" behindDoc="0" locked="0" layoutInCell="1" allowOverlap="1" wp14:anchorId="273F9C49" wp14:editId="4E5B6E0A">
+              <wp:anchor distT="0" distB="0" distL="114300" distR="114300" simplePos="0" relativeHeight="251660294" behindDoc="0" locked="0" layoutInCell="1" allowOverlap="1" wp14:anchorId="273F9C49" wp14:editId="2821568E">
                 <wp:simplePos x="0" y="0"/>
                 <wp:positionH relativeFrom="margin">
-                  <wp:align>left</wp:align>
+                  <wp:posOffset>3387</wp:posOffset>
                 </wp:positionH>
                 <wp:positionV relativeFrom="paragraph">
-                  <wp:posOffset>180975</wp:posOffset>
+                  <wp:posOffset>256540</wp:posOffset>
                 </wp:positionV>
-                <wp:extent cx="6154420" cy="0"/>
-                <wp:effectExtent l="0" t="0" r="0" b="0"/>
+                <wp:extent cx="6122670" cy="0"/>
+                <wp:effectExtent l="0" t="0" r="11430" b="12700"/>
                 <wp:wrapNone/>
                 <wp:docPr id="2044664235" name="Straight Connector 2044664235"/>
                 <wp:cNvGraphicFramePr/>
@@ -549,7 +549,7 @@
                       <wps:spPr>
                         <a:xfrm>
                           <a:off x="0" y="0"/>
-                          <a:ext cx="6154420" cy="0"/>
+                          <a:ext cx="6122670" cy="0"/>
                         </a:xfrm>
                         <a:prstGeom prst="line">
                           <a:avLst/>
@@ -573,12 +573,18 @@
                     </wps:wsp>
                   </a:graphicData>
                 </a:graphic>
+                <wp14:sizeRelH relativeFrom="margin">
+                  <wp14:pctWidth>0</wp14:pctWidth>
+                </wp14:sizeRelH>
+                <wp14:sizeRelV relativeFrom="margin">
+                  <wp14:pctHeight>0</wp14:pctHeight>
+                </wp14:sizeRelV>
               </wp:anchor>
             </w:drawing>
           </mc:Choice>
           <mc:Fallback>
             <w:pict>
-              <v:line w14:anchorId="5DF1E211" id="Straight Connector 2044664235" o:spid="_x0000_s1026" style="position:absolute;z-index:251660294;visibility:visible;mso-wrap-style:square;mso-wrap-distance-left:9pt;mso-wrap-distance-top:0;mso-wrap-distance-right:9pt;mso-wrap-distance-bottom:0;mso-position-horizontal:left;mso-position-horizontal-relative:margin;mso-position-vertical:absolute;mso-position-vertical-relative:text" from="0,14.25pt" to="484.6pt,14.25pt" o:gfxdata="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" strokecolor="black [3200]" strokeweight=".5pt">
+              <v:line w14:anchorId="7B4063A8" id="Straight Connector 2044664235" o:spid="_x0000_s1026" style="position:absolute;z-index:251660294;visibility:visible;mso-wrap-style:square;mso-width-percent:0;mso-height-percent:0;mso-wrap-distance-left:9pt;mso-wrap-distance-top:0;mso-wrap-distance-right:9pt;mso-wrap-distance-bottom:0;mso-position-horizontal:absolute;mso-position-horizontal-relative:margin;mso-position-vertical:absolute;mso-position-vertical-relative:text;mso-width-percent:0;mso-height-percent:0;mso-width-relative:margin;mso-height-relative:margin" from=".25pt,20.2pt" to="482.35pt,20.2pt" o:gfxdata="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" strokecolor="black [3200]" strokeweight=".5pt">
                 <v:stroke joinstyle="miter"/>
                 <w10:wrap anchorx="margin"/>
               </v:line>
@@ -2024,16 +2030,7 @@
           <w:szCs w:val="20"/>
           <w:u w:val="single"/>
         </w:rPr>
-        <w:t xml:space="preserve">Web </w:t>
-      </w:r>
-      <w:r>
-        <w:rPr>
-          <w:rFonts w:ascii="Arial" w:hAnsi="Arial" w:cs="Arial"/>
-          <w:sz w:val="20"/>
-          <w:szCs w:val="20"/>
-          <w:u w:val="single"/>
-        </w:rPr>
-        <w:t>Portfolio</w:t>
+        <w:t>liamseidel.com</w:t>
       </w:r>
     </w:p>
     <w:p>
@@ -2563,6 +2560,17 @@
         </w:rPr>
         <w:t>|</w:t>
       </w:r>
+    </w:p>
+    <w:p>
+      <w:pPr>
+        <w:spacing w:after="80" w:line="240" w:lineRule="auto"/>
+        <w:rPr>
+          <w:rFonts w:ascii="Arial" w:hAnsi="Arial" w:cs="Arial"/>
+          <w:sz w:val="24"/>
+          <w:szCs w:val="24"/>
+          <w:u w:val="single"/>
+        </w:rPr>
+      </w:pPr>
     </w:p>
     <w:p>
       <w:pPr>
